--- a/Week1/Week1-Results.docx
+++ b/Week1/Week1-Results.docx
@@ -95,6 +95,7 @@
       </w:pPr>
       <w:r>
         <w:rPr>
+          <w:noProof/>
           <w:lang w:val="vi-VN"/>
         </w:rPr>
         <w:drawing>
@@ -143,6 +144,7 @@
       </w:pPr>
       <w:r>
         <w:rPr>
+          <w:noProof/>
           <w:lang w:val="vi-VN"/>
         </w:rPr>
         <w:drawing>
@@ -210,6 +212,7 @@
       </w:pPr>
       <w:r>
         <w:rPr>
+          <w:noProof/>
           <w:lang w:val="vi-VN"/>
         </w:rPr>
         <w:lastRenderedPageBreak/>
@@ -279,6 +282,294 @@
           <w:lang w:val="vi-VN"/>
         </w:rPr>
         <w:t>JWT</w:t>
+      </w:r>
+    </w:p>
+    <w:p>
+      <w:pPr>
+        <w:jc w:val="both"/>
+        <w:rPr>
+          <w:lang w:val="vi-VN"/>
+        </w:rPr>
+      </w:pPr>
+      <w:r>
+        <w:rPr>
+          <w:b/>
+          <w:bCs/>
+          <w:lang w:val="vi-VN"/>
+        </w:rPr>
+        <w:t xml:space="preserve">- </w:t>
+      </w:r>
+      <w:r>
+        <w:rPr>
+          <w:lang w:val="vi-VN"/>
+        </w:rPr>
+        <w:t>Login vào và nhận accessToken</w:t>
+      </w:r>
+    </w:p>
+    <w:p>
+      <w:pPr>
+        <w:jc w:val="both"/>
+        <w:rPr>
+          <w:b/>
+          <w:bCs/>
+          <w:lang w:val="vi-VN"/>
+        </w:rPr>
+      </w:pPr>
+      <w:r>
+        <w:rPr>
+          <w:b/>
+          <w:bCs/>
+          <w:lang w:val="vi-VN"/>
+        </w:rPr>
+        <w:drawing>
+          <wp:inline distT="0" distB="0" distL="0" distR="0" wp14:anchorId="18B11193" wp14:editId="1EB54A56">
+            <wp:extent cx="5760085" cy="3137535"/>
+            <wp:effectExtent l="0" t="0" r="0" b="5715"/>
+            <wp:docPr id="2" name="Picture 2"/>
+            <wp:cNvGraphicFramePr>
+              <a:graphicFrameLocks xmlns:a="http://schemas.openxmlformats.org/drawingml/2006/main" noChangeAspect="1"/>
+            </wp:cNvGraphicFramePr>
+            <a:graphic xmlns:a="http://schemas.openxmlformats.org/drawingml/2006/main">
+              <a:graphicData uri="http://schemas.openxmlformats.org/drawingml/2006/picture">
+                <pic:pic xmlns:pic="http://schemas.openxmlformats.org/drawingml/2006/picture">
+                  <pic:nvPicPr>
+                    <pic:cNvPr id="1" name=""/>
+                    <pic:cNvPicPr/>
+                  </pic:nvPicPr>
+                  <pic:blipFill>
+                    <a:blip r:embed="rId8"/>
+                    <a:stretch>
+                      <a:fillRect/>
+                    </a:stretch>
+                  </pic:blipFill>
+                  <pic:spPr>
+                    <a:xfrm>
+                      <a:off x="0" y="0"/>
+                      <a:ext cx="5760085" cy="3137535"/>
+                    </a:xfrm>
+                    <a:prstGeom prst="rect">
+                      <a:avLst/>
+                    </a:prstGeom>
+                  </pic:spPr>
+                </pic:pic>
+              </a:graphicData>
+            </a:graphic>
+          </wp:inline>
+        </w:drawing>
+      </w:r>
+    </w:p>
+    <w:p>
+      <w:pPr>
+        <w:jc w:val="both"/>
+        <w:rPr>
+          <w:lang w:val="vi-VN"/>
+        </w:rPr>
+      </w:pPr>
+      <w:r>
+        <w:rPr>
+          <w:b/>
+          <w:bCs/>
+          <w:lang w:val="vi-VN"/>
+        </w:rPr>
+        <w:t xml:space="preserve">- </w:t>
+      </w:r>
+      <w:r>
+        <w:rPr>
+          <w:lang w:val="vi-VN"/>
+        </w:rPr>
+        <w:t>refreshToken được lưu trong cookie HttpOnly</w:t>
+      </w:r>
+    </w:p>
+    <w:p>
+      <w:pPr>
+        <w:jc w:val="both"/>
+        <w:rPr>
+          <w:lang w:val="vi-VN"/>
+        </w:rPr>
+      </w:pPr>
+      <w:r>
+        <w:rPr>
+          <w:lang w:val="vi-VN"/>
+        </w:rPr>
+        <w:lastRenderedPageBreak/>
+        <w:drawing>
+          <wp:inline distT="0" distB="0" distL="0" distR="0" wp14:anchorId="0051BF92" wp14:editId="571F5D3B">
+            <wp:extent cx="5760085" cy="3697605"/>
+            <wp:effectExtent l="0" t="0" r="0" b="0"/>
+            <wp:docPr id="5" name="Picture 5"/>
+            <wp:cNvGraphicFramePr>
+              <a:graphicFrameLocks xmlns:a="http://schemas.openxmlformats.org/drawingml/2006/main" noChangeAspect="1"/>
+            </wp:cNvGraphicFramePr>
+            <a:graphic xmlns:a="http://schemas.openxmlformats.org/drawingml/2006/main">
+              <a:graphicData uri="http://schemas.openxmlformats.org/drawingml/2006/picture">
+                <pic:pic xmlns:pic="http://schemas.openxmlformats.org/drawingml/2006/picture">
+                  <pic:nvPicPr>
+                    <pic:cNvPr id="1" name=""/>
+                    <pic:cNvPicPr/>
+                  </pic:nvPicPr>
+                  <pic:blipFill>
+                    <a:blip r:embed="rId9"/>
+                    <a:stretch>
+                      <a:fillRect/>
+                    </a:stretch>
+                  </pic:blipFill>
+                  <pic:spPr>
+                    <a:xfrm>
+                      <a:off x="0" y="0"/>
+                      <a:ext cx="5760085" cy="3697605"/>
+                    </a:xfrm>
+                    <a:prstGeom prst="rect">
+                      <a:avLst/>
+                    </a:prstGeom>
+                  </pic:spPr>
+                </pic:pic>
+              </a:graphicData>
+            </a:graphic>
+          </wp:inline>
+        </w:drawing>
+      </w:r>
+    </w:p>
+    <w:p>
+      <w:pPr>
+        <w:jc w:val="both"/>
+        <w:rPr>
+          <w:lang w:val="vi-VN"/>
+        </w:rPr>
+      </w:pPr>
+      <w:r>
+        <w:rPr>
+          <w:lang w:val="vi-VN"/>
+        </w:rPr>
+        <w:t>- 401</w:t>
+      </w:r>
+      <w:r>
+        <w:rPr>
+          <w:lang w:val="vi-VN"/>
+        </w:rPr>
+        <w:t xml:space="preserve"> </w:t>
+      </w:r>
+      <w:r>
+        <w:rPr>
+          <w:lang w:val="vi-VN"/>
+        </w:rPr>
+        <w:t>Unauthorized: nếu như chưa có accessToken trong header của api hoặc accessToken hết hạn và cần gọi refreshToken để cấp lại accessToken</w:t>
+      </w:r>
+    </w:p>
+    <w:p>
+      <w:pPr>
+        <w:jc w:val="both"/>
+        <w:rPr>
+          <w:lang w:val="vi-VN"/>
+        </w:rPr>
+      </w:pPr>
+      <w:r>
+        <w:rPr>
+          <w:lang w:val="vi-VN"/>
+        </w:rPr>
+        <w:drawing>
+          <wp:inline distT="0" distB="0" distL="0" distR="0" wp14:anchorId="3678490B" wp14:editId="2C2B25C6">
+            <wp:extent cx="5760085" cy="2825115"/>
+            <wp:effectExtent l="0" t="0" r="0" b="0"/>
+            <wp:docPr id="6" name="Picture 6"/>
+            <wp:cNvGraphicFramePr>
+              <a:graphicFrameLocks xmlns:a="http://schemas.openxmlformats.org/drawingml/2006/main" noChangeAspect="1"/>
+            </wp:cNvGraphicFramePr>
+            <a:graphic xmlns:a="http://schemas.openxmlformats.org/drawingml/2006/main">
+              <a:graphicData uri="http://schemas.openxmlformats.org/drawingml/2006/picture">
+                <pic:pic xmlns:pic="http://schemas.openxmlformats.org/drawingml/2006/picture">
+                  <pic:nvPicPr>
+                    <pic:cNvPr id="1" name=""/>
+                    <pic:cNvPicPr/>
+                  </pic:nvPicPr>
+                  <pic:blipFill>
+                    <a:blip r:embed="rId10"/>
+                    <a:stretch>
+                      <a:fillRect/>
+                    </a:stretch>
+                  </pic:blipFill>
+                  <pic:spPr>
+                    <a:xfrm>
+                      <a:off x="0" y="0"/>
+                      <a:ext cx="5760085" cy="2825115"/>
+                    </a:xfrm>
+                    <a:prstGeom prst="rect">
+                      <a:avLst/>
+                    </a:prstGeom>
+                  </pic:spPr>
+                </pic:pic>
+              </a:graphicData>
+            </a:graphic>
+          </wp:inline>
+        </w:drawing>
+      </w:r>
+    </w:p>
+    <w:p>
+      <w:pPr>
+        <w:jc w:val="both"/>
+        <w:rPr>
+          <w:lang w:val="vi-VN"/>
+        </w:rPr>
+      </w:pPr>
+      <w:r>
+        <w:rPr>
+          <w:lang w:val="vi-VN"/>
+        </w:rPr>
+        <w:t xml:space="preserve">- </w:t>
+      </w:r>
+      <w:r>
+        <w:rPr>
+          <w:lang w:val="vi-VN"/>
+        </w:rPr>
+        <w:t>Nhận đc resourse nếu như accessToken hợp lệ</w:t>
+      </w:r>
+    </w:p>
+    <w:p>
+      <w:pPr>
+        <w:jc w:val="both"/>
+        <w:rPr>
+          <w:lang w:val="vi-VN"/>
+        </w:rPr>
+      </w:pPr>
+      <w:r>
+        <w:rPr>
+          <w:lang w:val="vi-VN"/>
+        </w:rPr>
+        <w:lastRenderedPageBreak/>
+        <w:drawing>
+          <wp:inline distT="0" distB="0" distL="0" distR="0" wp14:anchorId="6EA580A2" wp14:editId="6C5C771A">
+            <wp:extent cx="5760085" cy="2505710"/>
+            <wp:effectExtent l="0" t="0" r="0" b="8890"/>
+            <wp:docPr id="9" name="Picture 9"/>
+            <wp:cNvGraphicFramePr>
+              <a:graphicFrameLocks xmlns:a="http://schemas.openxmlformats.org/drawingml/2006/main" noChangeAspect="1"/>
+            </wp:cNvGraphicFramePr>
+            <a:graphic xmlns:a="http://schemas.openxmlformats.org/drawingml/2006/main">
+              <a:graphicData uri="http://schemas.openxmlformats.org/drawingml/2006/picture">
+                <pic:pic xmlns:pic="http://schemas.openxmlformats.org/drawingml/2006/picture">
+                  <pic:nvPicPr>
+                    <pic:cNvPr id="1" name=""/>
+                    <pic:cNvPicPr/>
+                  </pic:nvPicPr>
+                  <pic:blipFill>
+                    <a:blip r:embed="rId11"/>
+                    <a:stretch>
+                      <a:fillRect/>
+                    </a:stretch>
+                  </pic:blipFill>
+                  <pic:spPr>
+                    <a:xfrm>
+                      <a:off x="0" y="0"/>
+                      <a:ext cx="5760085" cy="2505710"/>
+                    </a:xfrm>
+                    <a:prstGeom prst="rect">
+                      <a:avLst/>
+                    </a:prstGeom>
+                  </pic:spPr>
+                </pic:pic>
+              </a:graphicData>
+            </a:graphic>
+          </wp:inline>
+        </w:drawing>
       </w:r>
     </w:p>
     <w:sectPr>
